--- a/supabase/functions/_shared/group-doc-templates/goreltech/group-package/v1/templates/enrollment_order.docx
+++ b/supabase/functions/_shared/group-doc-templates/goreltech/group-package/v1/templates/enrollment_order.docx
@@ -1748,7 +1748,7 @@
           <w:sz w:val="22"/>
           <w:szCs w:val="22"/>
         </w:rPr>
-        <w:t>Генеральный директор [[ORG_SHORT_NAME]] ________________________________ / [[ORG_DIRECTOR_SHORT]] /</w:t>
+        <w:t>[[SIGNATORY_POSITION]] [[ORG_SHORT_NAME]] ________________________________ / [[SIGNATORY_SHORT]] /</w:t>
       </w:r>
       <w:r>
         <w:rPr>
